--- a/example_articles/race_ethnicity/Asian/4.race_ethnicity_Asian_Other_publisher.docx
+++ b/example_articles/race_ethnicity/Asian/4.race_ethnicity_Asian_Other_publisher.docx
@@ -32,12 +32,12 @@
     </w:p>
     <w:p>
       <w:r>
-        <w:t>Extracted race/ethnicity: Asian</w:t>
+        <w:t>Raw race_ethnicity result: Asian</w:t>
       </w:r>
     </w:p>
     <w:p>
       <w:r>
-        <w:t>Race/Ethnicity (Standardized): Asian</w:t>
+        <w:t>race_ethnicity_stand_flat (Standardized): Asian</w:t>
       </w:r>
     </w:p>
     <w:p>

--- a/example_articles/race_ethnicity/Asian/4.race_ethnicity_Asian_Other_publisher.docx
+++ b/example_articles/race_ethnicity/Asian/4.race_ethnicity_Asian_Other_publisher.docx
@@ -27,17 +27,17 @@
     </w:p>
     <w:p>
       <w:r>
-        <w:t>Source File: Other publishers/Files (500) (23).DOCX</w:t>
+        <w:t>Source file: Other publishers/Files (500) (23).DOCX</w:t>
       </w:r>
     </w:p>
     <w:p>
       <w:r>
-        <w:t>Raw race_ethnicity result: Asian</w:t>
+        <w:t>Raw race ethnicity result, 'race_ethnicity': Asian</w:t>
       </w:r>
     </w:p>
     <w:p>
       <w:r>
-        <w:t>race_ethnicity_stand_flat (Standardized): Asian</w:t>
+        <w:t>Standardized race ethnicity result, 'race_ethnicity_stand_flat': Asian</w:t>
       </w:r>
     </w:p>
     <w:p>

--- a/example_articles/race_ethnicity/Asian/4.race_ethnicity_Asian_Other_publisher.docx
+++ b/example_articles/race_ethnicity/Asian/4.race_ethnicity_Asian_Other_publisher.docx
@@ -7,7 +7,7 @@
         <w:pStyle w:val="Heading1"/>
       </w:pPr>
       <w:r>
-        <w:t>JUNIATA PARK WILL WELCOME A NEW NEIGHBOR AND 700 JOBS A SHOPPING CENTER IS COMING. IT WILL TAKE OVER THE SPOT OF A DEFUNCT FACTORY.</w:t>
+        <w:t>THE COUNTDOWN CELEBRATION / AMID SOME ANXIETY AS THE HANDOVER NEARS, MANY ENJOY FESTIVITIES.</w:t>
       </w:r>
     </w:p>
     <w:p>
@@ -17,17 +17,17 @@
     </w:p>
     <w:p>
       <w:r>
-        <w:t>Date: 1995-02-09</w:t>
+        <w:t>Date: 1997-06-29</w:t>
       </w:r>
     </w:p>
     <w:p>
       <w:r>
-        <w:t>Section: BUSINESS; Pg. C01</w:t>
+        <w:t>Section: NATIONAL; Pg. A02</w:t>
       </w:r>
     </w:p>
     <w:p>
       <w:r>
-        <w:t>Source file: Other publishers/Files (500) (23).DOCX</w:t>
+        <w:t>Source file: Other publishers/Files (500) (28).DOCX</w:t>
       </w:r>
     </w:p>
     <w:p>
@@ -49,55 +49,69 @@
     </w:p>
     <w:p>
       <w:r>
-        <w:t>To Rosemary Farnon and Dottie Kauterman, two Juniata Park neighborhood activists, hearing that a shopping center will be built at the site of the sprawling, vacant After Six tuxedo factory is nothing but good news.</w:t>
+        <w:t>This is it for Hong Kong, the final moments of the colony and the exuberant countdown to a new beginning with China.</w:t>
         <w:br/>
-        <w:t>"Now it's another building with graffiti and there's always the threat of a fire. That would really tear the fiber of the neighborhood," said Farnon.</w:t>
+        <w:t>After 13 years of waiting for the return of Hong Kong to mainland China on July 1, the big day is finally approaching, and locals are taking time off to enjoy it.</w:t>
         <w:br/>
-        <w:t>To the developers, the site at G Street and East Hunting Park Avenue looks like a winner.</w:t>
+        <w:t>For British expatriates, the arrival of Prince Charles yesterday was the start of a sentimental farewell to 156 years of colonial rule in Hong Kong.</w:t>
         <w:br/>
-        <w:t>"There are 420,000 people in a three-mile radius," said Sandeep Mathrani, vice president of Forest City Ratner Cos., a Brooklyn firm that specializes in urban retail development. "We believe it's under-retailed. The income levels are there - $30,000 median income per family."</w:t>
+        <w:t>But for the overwhelming majority of Chinese, this last weekend before the handover is a time for celebration. It is a time for lion dances, temple fairs, neighborhood carnivals, banquets, and dancing all night on the promenade in Kowloon.</w:t>
         <w:br/>
-        <w:t>The center, which will be anchored by a Caldor store, will provide jobs for 700 people, Mathrani said.</w:t>
+        <w:t>Offices are closed until Thursday, leaving everyone in this work-obsessed city with a rare five days to enjoy the handover.</w:t>
         <w:br/>
-        <w:t>Forest City Ratner received a variance Feb. 1 allowing retail on the industrial-zoned site.</w:t>
+        <w:t>Prince Charles was greeted with a 21-gun salute on his arrival aboard the Royal Yacht Britannia, moored near the Prince of Wales barracks, which will become home to the People's Liberation Army after Tuesday. The prince is representing his mother, Queen Elizabeth II, at the handover ceremonies that start tomorrow evening.</w:t>
         <w:br/>
-        <w:t>Mathrani said his company was about a month away from closing on the deal with the owners of the property, Stormin Realty Inc., of Philadelphia.</w:t>
+        <w:t>Charles marked his mother's birthday at a twilight garden party at Government House, the stately home of British Gov. Chris Patten.</w:t>
         <w:br/>
-        <w:t>Stormin Realty is owned by Howard Berger, of Brooklyn, who also owns Stormin Hardware Supply Inc., a wholesale distributor of hardware, in Juniata Park. Neither buyer nor seller would disclose the price.</w:t>
+        <w:t>The night was full of nostalgia and proved, once again, that the British know how to stage a send-off in style.</w:t>
         <w:br/>
-        <w:t>As soon as the papers are signed, demolition will begin on the 300,000- square-foot, sprawling, tan-bricked building on the 12-acre Hunting Park site.</w:t>
+        <w:t>MOOD SWING As the Royal Hong Kong Police band played "Amazing Grace," Patten seemed to swallow hard, and at one point wiped a tear from his eye. He later watched solemnly with his guests on the lush, tropical grounds of his mansion as the Union Jack was lowered over Government House for the last time.</w:t>
         <w:br/>
-        <w:t>Built in the 1930s, the building first housed the Keebler Co. bakery. After Six Inc., which took over the building after Keebler left in 1985, closed its plant about two years ago.</w:t>
+        <w:t>The guests were left in a melancholy mood after a lone Chinese bagpiper in a plaid kilt played "Afore ye go."</w:t>
         <w:br/>
-        <w:t>The plan is to build in two phases, starting with a 113,000-square-foot Caldor store at the eastern end of the site of G Street, which will be flanked by one or more smaller stores totaling about 15,000 square feet. Caldor wants to open by November, in time for the Christmas season, said Jerald Batoff, the Philadelphia lawyer representing Forest City.</w:t>
+        <w:t>At night, expatriates paid tribute to the empire in a more lively way, waving British flags and singing patriotic songs with abandon at an orchestra concert in the Academy of Performing Arts.</w:t>
         <w:br/>
-        <w:t>At the other end of the site, the developer plans to lease 60,000 square feet to a supermarket, flanked by 35,000 square feet for other stores.</w:t>
+        <w:t>Across Victoria Harbor, the celebration also was boisterous and patriotic, but with a decidedly Chinese flavor. Thousands of spectators, mostly local Chinese, cheered as a two-mile-long dragon was lighted along the busiest road in Kowloon, Nathan Road.</w:t>
         <w:br/>
-        <w:t>A parking lot between the two buildings will hold 940 cars. Michael Salove Co. Commercial Real Estate, in Wynnewood, will be the leasing agent.</w:t>
+        <w:t>The Hong Kong VIPs who flipped the switch on the dragon lights are from the new political elite. They rubbed shoulders with Beijing's top representatives in the territory, but there was not a British face in sight among the dignitaries.</w:t>
         <w:br/>
-        <w:t>"I know my mother will probably live here," Dottie Kauterman said, bundled up in a gray coat and a black baseball cap, as she stood outside the building. "She loves Caldor."</w:t>
+        <w:t>Along the promenade in Kowloon, locals and tourists packed the walkway to feast on the colorful murals of lights on tall buildings across the harbor on Hong Kong Island.</w:t>
         <w:br/>
-        <w:t>Word spread around the tidy working class neighborhood late in January that a shopping center was in the planning stages. Councilman Daniel McElhatton organized a meeting between community leaders and representatives of the developers on the night before the zoning board hearing.</w:t>
+        <w:t>High-rises are sparkling with bright designs of dragons, dolphins and the "bauhinia" tropical flower, the official symbol of Hong Kong. One office tower even has a light-bulb mural of fireworks exploding over the Hong Kong skyline.</w:t>
         <w:br/>
-        <w:t>The developers floated the idea of a restaurant and bar, such as</w:t>
+        <w:t>AN ANXIOUS CURRENT As the pomp and parties get under way for the handover, there was nevertheless an unshakable anxiety among many people. Contributing to the unease was China's announcement Friday that it would dispatch 4,000 troops to Hong Kong by land, sea and air just six hours after the handover. The British government criticized the deployment as "insensitive and provocative."</w:t>
         <w:br/>
-        <w:t>Bennigan's, but the neighbors firmly rejected it.</w:t>
+        <w:t>The mixed mood was apparent at a Taoist temple in Wong Tai Sin, a working-class neighborhood filled with cramped public housing. Late in the day, as students practiced a lion dance for a performance there that night, worshipers knelt on the concrete with burning joss sticks in their hands.</w:t>
         <w:br/>
-        <w:t>The community leaders said they wanted no drinking, no liquor stores, and no dance halls. They asked for security and an assurance that delivery trucks would not venture farther east on Hunting Park than G Street.</w:t>
+        <w:t>Like many people, Liana Yung, 22, an accountant who was born in China but left at 15, said she was happy about the handover. But she added: "I worry about whether Hong Kong will be as free as it has been."</w:t>
         <w:br/>
-        <w:t>Farnon said the neighborhood leaders were satisfied with the answers they received.</w:t>
+        <w:t>Ho Hao-tai, 18, one of the lion dancers, said he was not enthusiastic about the reunion. "The Chinese are very old-fashioned," Ho said. "They're very archaic in the way they think."</w:t>
         <w:br/>
-        <w:t>The proposed project would be in an enterprise zone, designed to encourage investment in the city. For Forest City Ratner, that would mean a real estate tax abatement for three years - a nice perk, "but it's not a deal maker or a breaker," Mathrani said.</w:t>
+        <w:t>Sophia Cheung, a teacher from his school, who was helping the dancers, said most young people did not know that much about China. "We asked the students earlier in the year if they thought they were Chinese or not," Cheung said. "They don't think they're Chinese.</w:t>
         <w:br/>
-        <w:t>A source familiar with the deal estimates that the completed project will provide $400,000 in payroll taxes, $250,000 in real estate taxes and as much as $3 million in sales taxes per year.</w:t>
+        <w:t>"We have to teach them more so they will think they're a part of China. Right now, they don't have a sense that China is their country."</w:t>
         <w:br/>
-        <w:t>Forest City Ratner also has been working on a deal to develop the former Sears property at 63d and Market Sts. in Millbourne, Delaware County.</w:t>
+        <w:t>The British were not the only ones overcome by sadness and nostalgia yesterday. At the Legislative Council (Legco) in the Central business district of Hong Kong, lawmakers stayed up the whole night finishing a marathon week of business.</w:t>
         <w:br/>
+        <w:t>The legislature will cease to exist after July 1. China will replace the existing Legco - the most broadly elected body in Hong Kong's history - with a provisional legislature selected by a committee of Beijing-friendly Hong Kong officials.</w:t>
         <w:br/>
-        <w:t>Notes</w:t>
+        <w:t>After sitting in chambers for 23 hours straight, legislators did not wrap up their final session until 8 a.m. yesterday.</w:t>
         <w:br/>
+        <w:t>For many, it was good-bye for good. Only 33 current legislators have been named to the provisional body. None is a member of the vocal pro-democracy camp.</w:t>
         <w:br/>
-        <w:t>DEVELOPMENTS</w:t>
+        <w:t>Some legislators could not hold back their tears as they departed the Legco chamber for the last time and realized it was all over.</w:t>
+        <w:br/>
+        <w:t>Exhausted and puffy-eyed, Emily Lau, a democracy activist who is losing her Legco seat, held a news conference an hour after Legco let out. There, she got a rude reminder of things to come once Communist Chinese officials assume control.</w:t>
+        <w:br/>
+        <w:t>During the briefing, Lau was informed by an editor of the Hong Kong Economic Times, a Chinese-language financial daily, that a column she had written for yesterday's paper had been pulled at the last minute by a senior editor.</w:t>
+        <w:br/>
+        <w:t>Lau was stunned, especially when the editor told her that the column, which opposed China's plan to have laws against sedition and subversion, was removed from the paper for being "too emotional."</w:t>
+        <w:br/>
+        <w:t>"Are you telling me I've been banned from the Hong Kong Economic Times now?" she asked incredulously.</w:t>
+        <w:br/>
+        <w:t>Lau, like many other democracy activists, does not plan to participate in any of the official festivities for the handover. Instead, she will help stage a rally outside the Legco building tomorrow evening.</w:t>
+        <w:br/>
+        <w:t>As midnight approaches, she and her supporters will tie a giant yellow ribbon around the building and light torches, before marching through the streets.</w:t>
         <w:br/>
         <w:br/>
         <w:t>Graphic</w:t>
@@ -105,20 +119,7 @@
         <w:br/>
         <w:t xml:space="preserve"> </w:t>
         <w:br/>
-        <w:t>PHOTO AND MAP;</w:t>
-        <w:br/>
-        <w:br/>
-        <w:t>PHOTO (1)</w:t>
-        <w:br/>
-        <w:t>1. Dottie Kauterman (left) and Rosemary Farnon stand outside the site of the</w:t>
-        <w:br/>
-        <w:t>vacant After Six factory. A developer plans to build a retail complex with a</w:t>
-        <w:br/>
-        <w:t>grocery store. (The Philadelphia Inquirer, VICKI VALERIO)</w:t>
-        <w:br/>
-        <w:t>MAP (1)</w:t>
-        <w:br/>
-        <w:t>1. Site of proposed shopping center (The Philadelphia Inquirer)</w:t>
+        <w:t>PHOTO, MAP AND CHART</w:t>
       </w:r>
     </w:p>
     <w:sectPr>

--- a/example_articles/race_ethnicity/Asian/4.race_ethnicity_Asian_Other_publisher.docx
+++ b/example_articles/race_ethnicity/Asian/4.race_ethnicity_Asian_Other_publisher.docx
@@ -7,7 +7,7 @@
         <w:pStyle w:val="Heading1"/>
       </w:pPr>
       <w:r>
-        <w:t>THE COUNTDOWN CELEBRATION / AMID SOME ANXIETY AS THE HANDOVER NEARS, MANY ENJOY FESTIVITIES.</w:t>
+        <w:t>At a walk-in wedding chapel, a simple tying of the knot</w:t>
       </w:r>
     </w:p>
     <w:p>
@@ -17,17 +17,17 @@
     </w:p>
     <w:p>
       <w:r>
-        <w:t>Date: 1997-06-29</w:t>
+        <w:t>Date: 2011-08-28</w:t>
       </w:r>
     </w:p>
     <w:p>
       <w:r>
-        <w:t>Section: NATIONAL; Pg. A02</w:t>
+        <w:t>Section: PHILADELPHIA; P-com News Local; Pg. B01</w:t>
       </w:r>
     </w:p>
     <w:p>
       <w:r>
-        <w:t>Source file: Other publishers/Files (500) (28).DOCX</w:t>
+        <w:t>Source file: Other publishers/Files (500) (23).DOCX</w:t>
       </w:r>
     </w:p>
     <w:p>
@@ -49,69 +49,83 @@
     </w:p>
     <w:p>
       <w:r>
-        <w:t>This is it for Hong Kong, the final moments of the colony and the exuberant countdown to a new beginning with China.</w:t>
+        <w:t>Their appointment was for 11:30 a.m. The bride arrived first at the storefront wedding chapel, amid the discount businesses and fast-food shops of Woodland Avenue, with its red carpet and cherub statues out front. Dressed in a deep-red sari with gold accents, she sat in the vestibule next to her friend and trembled, then giggled at her trembling, as she waited for her husband-to-be. Engaged two days, he was a few minutes late for their plans to elope.</w:t>
         <w:br/>
-        <w:t>After 13 years of waiting for the return of Hong Kong to mainland China on July 1, the big day is finally approaching, and locals are taking time off to enjoy it.</w:t>
+        <w:t xml:space="preserve"> "I realized his love, and how deep it was," said the bride, Nancy, soon-to-be Nancy Singh, 19, a college junior, with her hands clasped on her lap, her round face beaming, "and I'm so happy."</w:t>
         <w:br/>
-        <w:t>For British expatriates, the arrival of Prince Charles yesterday was the start of a sentimental farewell to 156 years of colonial rule in Hong Kong.</w:t>
+        <w:t xml:space="preserve"> The walk-in chapel, Trinity Wedding Center, has been on the 6700 block for more than a decade. In that time, owner David Price, a nondenominational minister who grew up in the Southwest Philadelphia neighborhood, and his four officiants have presided over the unions of young couples, gray-haired couples, first marriages, second tries, immigrants without church homes, mixed faiths, working-class and middle-class partners, and, in recent years, more and more blended families. Customers are drawn to the quickness, ease, and affordability, at least for the day.</w:t>
         <w:br/>
-        <w:t>But for the overwhelming majority of Chinese, this last weekend before the handover is a time for celebration. It is a time for lion dances, temple fairs, neighborhood carnivals, banquets, and dancing all night on the promenade in Kowloon.</w:t>
+        <w:t xml:space="preserve"> "It crosses every level," said Price, 43, sitting in his office on a weekday while in the chapel the couple who had booked the 11 a.m. appointment exchanged vows. "Some people want a small wedding. They want to save money, and they want to get married."</w:t>
         <w:br/>
-        <w:t>Offices are closed until Thursday, leaving everyone in this work-obsessed city with a rare five days to enjoy the handover.</w:t>
+        <w:t xml:space="preserve"> Trinity is one of a handful of wedding chapels in the area, competing with Yerkes Wedding Salon in East Lansdowne and the Wedding Chapel in the Northeast.</w:t>
         <w:br/>
-        <w:t>Prince Charles was greeted with a 21-gun salute on his arrival aboard the Royal Yacht Britannia, moored near the Prince of Wales barracks, which will become home to the People's Liberation Army after Tuesday. The prince is representing his mother, Queen Elizabeth II, at the handover ceremonies that start tomorrow evening.</w:t>
+        <w:t xml:space="preserve"> Inquiring couples are usually routed to one from City Hall, where the register of wills issues about 9,500 marriage licenses a year.</w:t>
         <w:br/>
-        <w:t>Charles marked his mother's birthday at a twilight garden party at Government House, the stately home of British Gov. Chris Patten.</w:t>
+        <w:t xml:space="preserve"> "We wanted something small and private," said Paul Henderson, 23, of Germantown, who married his fiancee of two years at Trinity in a simple ceremony this month. "We'll do something big later on in life. Right now we just want to get married."</w:t>
         <w:br/>
-        <w:t>The night was full of nostalgia and proved, once again, that the British know how to stage a send-off in style.</w:t>
+        <w:t xml:space="preserve"> Henderson works as a counselor in a mental-health facility, and is finishing up his psychology degree online. His wife, Shanon, recently received her associate degree in early-childhood education, and teaches at a day-care center. The two are saving money for a house.</w:t>
         <w:br/>
-        <w:t>MOOD SWING As the Royal Hong Kong Police band played "Amazing Grace," Patten seemed to swallow hard, and at one point wiped a tear from his eye. He later watched solemnly with his guests on the lush, tropical grounds of his mansion as the Union Jack was lowered over Government House for the last time.</w:t>
+        <w:t xml:space="preserve"> Trinity, open seven days a week, offers civil and religious ceremonies. Wedding packages range from basic to deluxe, from $99 to $350. And for his newlyweds, Price offers free counseling over the life of their union.</w:t>
         <w:br/>
-        <w:t>The guests were left in a melancholy mood after a lone Chinese bagpiper in a plaid kilt played "Afore ye go."</w:t>
+        <w:t xml:space="preserve"> Couples tend to seek his help in determining "rules and responsibilities," said Price, such as whose turn it is to go to the grocery store. And more and more, couples want to know how to blend children, exes, and in-laws from previous relationships into one, happy, Brady Bunch-style family.</w:t>
         <w:br/>
-        <w:t>At night, expatriates paid tribute to the empire in a more lively way, waving British flags and singing patriotic songs with abandon at an orchestra concert in the Academy of Performing Arts.</w:t>
+        <w:t xml:space="preserve"> "No matter what," says Price, "the husband and wife have to be committed. That's the person you promised to love, and that's the person you need to support."</w:t>
         <w:br/>
-        <w:t>Across Victoria Harbor, the celebration also was boisterous and patriotic, but with a decidedly Chinese flavor. Thousands of spectators, mostly local Chinese, cheered as a two-mile-long dragon was lighted along the busiest road in Kowloon, Nathan Road.</w:t>
+        <w:t xml:space="preserve"> Price knows from experience.</w:t>
         <w:br/>
-        <w:t>The Hong Kong VIPs who flipped the switch on the dragon lights are from the new political elite. They rubbed shoulders with Beijing's top representatives in the territory, but there was not a British face in sight among the dignitaries.</w:t>
+        <w:t xml:space="preserve"> After he opened the Right Price janitorial service across the street, Price got into the wedding business, inspired by his own ceremony, his second, which took place in 1998 in the modest home he shared with his now wife, Terra, not far from Woodland Avenue.</w:t>
         <w:br/>
-        <w:t>Along the promenade in Kowloon, locals and tourists packed the walkway to feast on the colorful murals of lights on tall buildings across the harbor on Hong Kong Island.</w:t>
+        <w:t xml:space="preserve"> Back then, their brood consisted of four kids: three from Price's previous marriage, one from his wife's.</w:t>
         <w:br/>
-        <w:t>High-rises are sparkling with bright designs of dragons, dolphins and the "bauhinia" tropical flower, the official symbol of Hong Kong. One office tower even has a light-bulb mural of fireworks exploding over the Hong Kong skyline.</w:t>
+        <w:t xml:space="preserve"> "We decided it was us against them," Price said, then laughed. "As a result the children bonded, saying, 'If they're going to stick together, we have to stick together, too.' "</w:t>
         <w:br/>
-        <w:t>AN ANXIOUS CURRENT As the pomp and parties get under way for the handover, there was nevertheless an unshakable anxiety among many people. Contributing to the unease was China's announcement Friday that it would dispatch 4,000 troops to Hong Kong by land, sea and air just six hours after the handover. The British government criticized the deployment as "insensitive and provocative."</w:t>
+        <w:t xml:space="preserve"> The family, now living in South Jersey, has grown to six children, ages 6 to 24.</w:t>
         <w:br/>
-        <w:t>The mixed mood was apparent at a Taoist temple in Wong Tai Sin, a working-class neighborhood filled with cramped public housing. Late in the day, as students practiced a lion dance for a performance there that night, worshipers knelt on the concrete with burning joss sticks in their hands.</w:t>
+        <w:t xml:space="preserve"> Price opened the wedding chapel in 2000, in a neighborhood emanating blight and neglect.</w:t>
         <w:br/>
-        <w:t>Like many people, Liana Yung, 22, an accountant who was born in China but left at 15, said she was happy about the handover. But she added: "I worry about whether Hong Kong will be as free as it has been."</w:t>
+        <w:t xml:space="preserve"> "When drugs came in, it really went down. People were setting up shop on this corner, that corner," Price said, pointing to the avenue. "It got to the point where I would offer them lunch and say, 'Can you please set up somewhere else? I got weddings coming in.' "</w:t>
         <w:br/>
-        <w:t>Ho Hao-tai, 18, one of the lion dancers, said he was not enthusiastic about the reunion. "The Chinese are very old-fashioned," Ho said. "They're very archaic in the way they think."</w:t>
+        <w:t xml:space="preserve"> For a short time, Price took his services on the road with Weddings on Wheels, a delivery truck he converted into a chapel with a drop ceiling, pink wallpaper, and flower-laden trellis. He stationed himself near the Immigration and Naturalization Service office in Center City to boost business.</w:t>
         <w:br/>
-        <w:t>Sophia Cheung, a teacher from his school, who was helping the dancers, said most young people did not know that much about China. "We asked the students earlier in the year if they thought they were Chinese or not," Cheung said. "They don't think they're Chinese.</w:t>
+        <w:t xml:space="preserve"> As his neighborhood "got better," Price outlasted other businesses along the Woodland Avenue corridor. He said business had been steady, with about seven weddings a week.</w:t>
         <w:br/>
-        <w:t>"We have to teach them more so they will think they're a part of China. Right now, they don't have a sense that China is their country."</w:t>
+        <w:t xml:space="preserve"> "This is ministry," said Price, who became a minister eight years ago, and who recently expanded the chapel into a church. "It is rewarding because people usually come in happy. I'm the opposite of a mortuary."</w:t>
         <w:br/>
-        <w:t>The British were not the only ones overcome by sadness and nostalgia yesterday. At the Legislative Council (Legco) in the Central business district of Hong Kong, lawmakers stayed up the whole night finishing a marathon week of business.</w:t>
+        <w:t xml:space="preserve"> Price has officiated at countless weddings, and said he had learned to distinguish tears of joy from tears of anguish. Standing at the altar, he has told jittery couples to come back when they are ready to commit to forever. And he long ago removed the portion of the ceremony that asks if anyone objects.</w:t>
         <w:br/>
-        <w:t>The legislature will cease to exist after July 1. China will replace the existing Legco - the most broadly elected body in Hong Kong's history - with a provisional legislature selected by a committee of Beijing-friendly Hong Kong officials.</w:t>
+        <w:t xml:space="preserve"> "My job is to make sure these two want to be married," Price said. "Some, you see the love. Some weddings look like an episode of Jerry Springer."</w:t>
         <w:br/>
-        <w:t>After sitting in chambers for 23 hours straight, legislators did not wrap up their final session until 8 a.m. yesterday.</w:t>
+        <w:t xml:space="preserve"> The soon-to-be Nancy Singh met her groom, Gurmeet, at a convenience store in the Northeast section of the city. He was a clerk; she was a regular candy bar customer.</w:t>
         <w:br/>
-        <w:t>For many, it was good-bye for good. Only 33 current legislators have been named to the provisional body. None is a member of the vocal pro-democracy camp.</w:t>
+        <w:t xml:space="preserve"> "I didn't want him to think I was there to see him," said Nancy, lovely, with long dark hair, laughing in the chapel with her friend Bebe, who got married at Trinity three years ago.</w:t>
         <w:br/>
-        <w:t>Some legislators could not hold back their tears as they departed the Legco chamber for the last time and realized it was all over.</w:t>
+        <w:t xml:space="preserve"> She eventually gave Gurmeet her number, to call if there were any job openings. He phoned one day, pretending to have dialed the wrong number.</w:t>
         <w:br/>
-        <w:t>Exhausted and puffy-eyed, Emily Lau, a democracy activist who is losing her Legco seat, held a news conference an hour after Legco let out. There, she got a rude reminder of things to come once Communist Chinese officials assume control.</w:t>
+        <w:t xml:space="preserve"> They dated several months, and then he proposed.</w:t>
         <w:br/>
-        <w:t>During the briefing, Lau was informed by an editor of the Hong Kong Economic Times, a Chinese-language financial daily, that a column she had written for yesterday's paper had been pulled at the last minute by a senior editor.</w:t>
+        <w:t xml:space="preserve"> She first turned him down, betraying her heart.</w:t>
         <w:br/>
-        <w:t>Lau was stunned, especially when the editor told her that the column, which opposed China's plan to have laws against sedition and subversion, was removed from the paper for being "too emotional."</w:t>
+        <w:t xml:space="preserve"> "My mom told me, 'It's not the time for you to get married,' " said Nancy. "That when I'm ready, my dad will find me a husband. I told her, 'Someone loves me already.' "</w:t>
         <w:br/>
-        <w:t>"Are you telling me I've been banned from the Hong Kong Economic Times now?" she asked incredulously.</w:t>
+        <w:t xml:space="preserve"> Indians, Nancy explained, have "arranged marriage." </w:t>
         <w:br/>
-        <w:t>Lau, like many other democracy activists, does not plan to participate in any of the official festivities for the handover. Instead, she will help stage a rally outside the Legco building tomorrow evening.</w:t>
+        <w:t xml:space="preserve"> Gurmeet arrived at Trinity around 11:40, dressed in a blue pin-striped shirt and dark pants. A small entourage of friends followed him, one holding a bag from a jewelry store with the rings. </w:t>
         <w:br/>
-        <w:t>As midnight approaches, she and her supporters will tie a giant yellow ribbon around the building and light torches, before marching through the streets.</w:t>
+        <w:t xml:space="preserve"> Tall and handsome, he paid the officiant at the front desk for the premium package, which includes a photo array, then walked inside the chapel.</w:t>
+        <w:br/>
+        <w:t xml:space="preserve"> "I'm happy," he said, grinning. "I'm getting married."</w:t>
+        <w:br/>
+        <w:t xml:space="preserve"> Gurmeet shared his good news with his parents, who are in India. Nancy's parents were at work, unaware. She plans to tell them after she graduates from La Salle University, where she is studying nursing.</w:t>
+        <w:br/>
+        <w:t xml:space="preserve"> Standing side by side, the two vowed to love, cherish, and honor each other, "till death do you part." </w:t>
+        <w:br/>
+        <w:t xml:space="preserve"> Each slipped a silver band on the other's finger, as Bebe and a Trinity photographer snapped photos.</w:t>
+        <w:br/>
+        <w:t xml:space="preserve"> "I now declare you husband and wife," the officiant said. "You may turn and kiss your bride." </w:t>
+        <w:br/>
+        <w:t xml:space="preserve"> At that moment, Nancy looked up into her husband's eyes and smiled. </w:t>
+        <w:br/>
+        <w:t xml:space="preserve"> Contact staff writer Kia Gregory at 215-854-2601, kgregory@phillynews.com, or @kiagregory on Twitter.com.</w:t>
         <w:br/>
         <w:br/>
         <w:t>Graphic</w:t>
@@ -119,7 +133,7 @@
         <w:br/>
         <w:t xml:space="preserve"> </w:t>
         <w:br/>
-        <w:t>PHOTO, MAP AND CHART</w:t>
+        <w:t>CLEM MURRAY / Staff Photographer</w:t>
       </w:r>
     </w:p>
     <w:sectPr>
